--- a/docs/Labs/Lab05-ANN/CS212_CodeReviewForm-Lab05.docx
+++ b/docs/Labs/Lab05-ANN/CS212_CodeReviewForm-Lab05.docx
@@ -1372,7 +1372,7 @@
         <w:b/>
         <w:sz w:val="44"/>
       </w:rPr>
-      <w:t>4</w:t>
+      <w:t>5</w:t>
     </w:r>
     <w:r>
       <w:rPr>
